--- a/2025_2026学年第2学期软件工程专业《Web应用开发综合实践》报告模板 .docx
+++ b/2025_2026学年第2学期软件工程专业《Web应用开发综合实践》报告模板 .docx
@@ -232,6 +232,14 @@
         <w:gridCol w:w="5760"/>
       </w:tblGrid>
       <w:tr>
+        <w:tblPrEx>
+          <w:tblCellMar>
+            <w:top w:w="0" w:type="dxa"/>
+            <w:left w:w="108" w:type="dxa"/>
+            <w:bottom w:w="0" w:type="dxa"/>
+            <w:right w:w="108" w:type="dxa"/>
+          </w:tblCellMar>
+        </w:tblPrEx>
         <w:tc>
           <w:tcPr>
             <w:tcW w:w="2160" w:type="dxa"/>
@@ -773,8 +781,6 @@
             </w:rPr>
             <w:t>目录</w:t>
           </w:r>
-          <w:bookmarkStart w:id="44" w:name="_GoBack"/>
-          <w:bookmarkEnd w:id="44"/>
         </w:p>
         <w:p>
           <w:pPr>
@@ -2293,10 +2299,10 @@
           <w:szCs w:val="32"/>
         </w:rPr>
       </w:pPr>
-      <w:bookmarkStart w:id="0" w:name="_Toc96776495"/>
-      <w:bookmarkStart w:id="1" w:name="_Toc127216573"/>
+      <w:bookmarkStart w:id="0" w:name="_Toc96776736"/>
+      <w:bookmarkStart w:id="1" w:name="_Toc96776495"/>
       <w:bookmarkStart w:id="2" w:name="_Toc127216418"/>
-      <w:bookmarkStart w:id="3" w:name="_Toc96776736"/>
+      <w:bookmarkStart w:id="3" w:name="_Toc127216573"/>
       <w:r>
         <w:rPr>
           <w:rFonts w:ascii="Arial" w:hAnsi="Arial"/>
@@ -4500,11 +4506,11 @@
           <w:szCs w:val="32"/>
         </w:rPr>
       </w:pPr>
-      <w:bookmarkStart w:id="11" w:name="_Toc127216574"/>
-      <w:bookmarkStart w:id="12" w:name="_Toc127216419"/>
-      <w:bookmarkStart w:id="13" w:name="_Toc23258"/>
-      <w:bookmarkStart w:id="14" w:name="_Toc96776496"/>
-      <w:bookmarkStart w:id="15" w:name="_Toc96776737"/>
+      <w:bookmarkStart w:id="11" w:name="_Toc127216419"/>
+      <w:bookmarkStart w:id="12" w:name="_Toc23258"/>
+      <w:bookmarkStart w:id="13" w:name="_Toc127216574"/>
+      <w:bookmarkStart w:id="14" w:name="_Toc96776737"/>
+      <w:bookmarkStart w:id="15" w:name="_Toc96776496"/>
       <w:r>
         <w:rPr>
           <w:rFonts w:hint="eastAsia" w:ascii="Arial" w:hAnsi="Arial"/>
@@ -5720,6 +5726,12 @@
             <w:insideH w:val="none" w:color="auto" w:sz="0" w:space="0"/>
             <w:insideV w:val="none" w:color="auto" w:sz="0" w:space="0"/>
           </w:tblBorders>
+          <w:tblCellMar>
+            <w:top w:w="15" w:type="dxa"/>
+            <w:left w:w="15" w:type="dxa"/>
+            <w:bottom w:w="15" w:type="dxa"/>
+            <w:right w:w="15" w:type="dxa"/>
+          </w:tblCellMar>
         </w:tblPrEx>
         <w:tc>
           <w:tcPr>
@@ -7777,8 +7789,8 @@
           <w:szCs w:val="32"/>
         </w:rPr>
       </w:pPr>
-      <w:bookmarkStart w:id="25" w:name="_Toc127216579"/>
-      <w:bookmarkStart w:id="26" w:name="_Toc127216424"/>
+      <w:bookmarkStart w:id="25" w:name="_Toc127216424"/>
+      <w:bookmarkStart w:id="26" w:name="_Toc127216579"/>
       <w:bookmarkStart w:id="27" w:name="_Toc11042"/>
       <w:r>
         <w:rPr>
@@ -7828,9 +7840,9 @@
           <w:szCs w:val="32"/>
         </w:rPr>
       </w:pPr>
-      <w:bookmarkStart w:id="28" w:name="_Toc127216425"/>
+      <w:bookmarkStart w:id="28" w:name="_Toc15933"/>
       <w:bookmarkStart w:id="29" w:name="_Toc127216580"/>
-      <w:bookmarkStart w:id="30" w:name="_Toc15933"/>
+      <w:bookmarkStart w:id="30" w:name="_Toc127216425"/>
       <w:r>
         <w:rPr>
           <w:rFonts w:hint="eastAsia" w:ascii="Arial" w:hAnsi="Arial"/>
@@ -9127,10 +9139,10 @@
           <w:szCs w:val="32"/>
         </w:rPr>
       </w:pPr>
-      <w:bookmarkStart w:id="39" w:name="_Toc127216584"/>
-      <w:bookmarkStart w:id="40" w:name="_Toc96776510"/>
-      <w:bookmarkStart w:id="41" w:name="_Toc127216429"/>
-      <w:bookmarkStart w:id="42" w:name="_Toc96776751"/>
+      <w:bookmarkStart w:id="39" w:name="_Toc127216429"/>
+      <w:bookmarkStart w:id="40" w:name="_Toc96776751"/>
+      <w:bookmarkStart w:id="41" w:name="_Toc127216584"/>
+      <w:bookmarkStart w:id="42" w:name="_Toc96776510"/>
       <w:bookmarkStart w:id="43" w:name="_Toc17711"/>
       <w:r>
         <w:rPr>
@@ -9467,6 +9479,105 @@
           <w:lang w:val="en-US" w:eastAsia="zh-CN"/>
         </w:rPr>
         <w:t xml:space="preserve"> 基于Spring AI+DeepSeek实现 作者：赖帆</w:t>
+      </w:r>
+    </w:p>
+    <w:p>
+      <w:pPr>
+        <w:pStyle w:val="107"/>
+        <w:widowControl w:val="0"/>
+        <w:numPr>
+          <w:numId w:val="0"/>
+        </w:numPr>
+        <w:spacing w:after="100"/>
+        <w:jc w:val="both"/>
+        <w:rPr>
+          <w:rFonts w:hint="eastAsia" w:ascii="宋体" w:hAnsi="宋体" w:cs="宋体"/>
+          <w:color w:val="auto"/>
+          <w:sz w:val="21"/>
+          <w:szCs w:val="21"/>
+          <w:lang w:val="en-US" w:eastAsia="zh-CN"/>
+        </w:rPr>
+      </w:pPr>
+      <w:bookmarkStart w:id="44" w:name="_GoBack"/>
+      <w:bookmarkEnd w:id="44"/>
+    </w:p>
+    <w:p>
+      <w:pPr>
+        <w:pStyle w:val="107"/>
+        <w:widowControl w:val="0"/>
+        <w:numPr>
+          <w:numId w:val="0"/>
+        </w:numPr>
+        <w:spacing w:after="100"/>
+        <w:jc w:val="both"/>
+        <w:rPr>
+          <w:rFonts w:hint="default" w:ascii="宋体" w:hAnsi="宋体" w:cs="宋体"/>
+          <w:color w:val="808080" w:themeColor="background1" w:themeShade="80"/>
+          <w:sz w:val="21"/>
+          <w:szCs w:val="21"/>
+          <w:lang w:val="en-US" w:eastAsia="zh-CN"/>
+        </w:rPr>
+      </w:pPr>
+      <w:r>
+        <w:rPr>
+          <w:rFonts w:hint="eastAsia" w:ascii="宋体" w:hAnsi="宋体" w:cs="宋体"/>
+          <w:color w:val="808080" w:themeColor="background1" w:themeShade="80"/>
+          <w:sz w:val="21"/>
+          <w:szCs w:val="21"/>
+          <w:lang w:val="en-US" w:eastAsia="zh-CN"/>
+        </w:rPr>
+        <w:t>项目地址：</w:t>
+      </w:r>
+      <w:r>
+        <w:rPr>
+          <w:rFonts w:hint="eastAsia" w:ascii="宋体" w:hAnsi="宋体" w:cs="宋体"/>
+          <w:color w:val="808080" w:themeColor="background1" w:themeShade="80"/>
+          <w:sz w:val="21"/>
+          <w:szCs w:val="21"/>
+          <w:lang w:val="en-US" w:eastAsia="zh-CN"/>
+        </w:rPr>
+        <w:fldChar w:fldCharType="begin"/>
+      </w:r>
+      <w:r>
+        <w:rPr>
+          <w:rFonts w:hint="eastAsia" w:ascii="宋体" w:hAnsi="宋体" w:cs="宋体"/>
+          <w:color w:val="808080" w:themeColor="background1" w:themeShade="80"/>
+          <w:sz w:val="21"/>
+          <w:szCs w:val="21"/>
+          <w:lang w:val="en-US" w:eastAsia="zh-CN"/>
+        </w:rPr>
+        <w:instrText xml:space="preserve"> HYPERLINK "https://github.com/breeze-let-sleep/pdf-intelligent-Q-A.git" </w:instrText>
+      </w:r>
+      <w:r>
+        <w:rPr>
+          <w:rFonts w:hint="eastAsia" w:ascii="宋体" w:hAnsi="宋体" w:cs="宋体"/>
+          <w:color w:val="808080" w:themeColor="background1" w:themeShade="80"/>
+          <w:sz w:val="21"/>
+          <w:szCs w:val="21"/>
+          <w:lang w:val="en-US" w:eastAsia="zh-CN"/>
+        </w:rPr>
+        <w:fldChar w:fldCharType="separate"/>
+      </w:r>
+      <w:r>
+        <w:rPr>
+          <w:rStyle w:val="93"/>
+          <w:rFonts w:hint="eastAsia" w:ascii="宋体" w:hAnsi="宋体" w:cs="宋体"/>
+          <w:color w:val="808080" w:themeColor="background1" w:themeShade="80"/>
+          <w:sz w:val="21"/>
+          <w:szCs w:val="21"/>
+          <w:lang w:val="en-US" w:eastAsia="zh-CN"/>
+        </w:rPr>
+        <w:t>https://github.com/breeze-let-sleep/pdf-intelligent-Q-A.git</w:t>
+      </w:r>
+      <w:r>
+        <w:rPr>
+          <w:rFonts w:hint="eastAsia" w:ascii="宋体" w:hAnsi="宋体" w:cs="宋体"/>
+          <w:color w:val="808080" w:themeColor="background1" w:themeShade="80"/>
+          <w:sz w:val="21"/>
+          <w:szCs w:val="21"/>
+          <w:lang w:val="en-US" w:eastAsia="zh-CN"/>
+        </w:rPr>
+        <w:fldChar w:fldCharType="end"/>
       </w:r>
     </w:p>
     <w:sectPr>
